--- a/분석/1부12화_La_firma_분석.docx
+++ b/분석/1부12화_La_firma_분석.docx
@@ -129,7 +129,7 @@
           <w:color w:val="1A1A1A"/>
           <w:sz w:val="22"/>
         </w:rPr>
-        <w:t xml:space="preserve">   Marco, hai dormito poco, si vede.</w:t>
+        <w:t xml:space="preserve">   Marco, ha dormito poco, si vede.</w:t>
       </w:r>
     </w:p>
     <w:p>
@@ -165,15 +165,15 @@
           <w:color w:val="262626"/>
           <w:sz w:val="18"/>
         </w:rPr>
-        <w:t>hai dormito</w:t>
-      </w:r>
-      <w:r>
-        <w:rPr>
-          <w:b w:val="0"/>
-          <w:color w:val="262626"/>
-          <w:sz w:val="18"/>
-        </w:rPr>
-        <w:t xml:space="preserve"> — 동사 dormire(자다) 직설법 근과거 2인칭 단수</w:t>
+        <w:t>ha dormito</w:t>
+      </w:r>
+      <w:r>
+        <w:rPr>
+          <w:b w:val="0"/>
+          <w:color w:val="262626"/>
+          <w:sz w:val="18"/>
+        </w:rPr>
+        <w:t xml:space="preserve"> — dormire 직설법 근과거 3인칭 단수 (Lei, avere)</w:t>
       </w:r>
       <w:r>
         <w:rPr>
@@ -221,7 +221,7 @@
           <w:color w:val="262626"/>
           <w:sz w:val="18"/>
         </w:rPr>
-        <w:t xml:space="preserve"> — vedere + 비인칭 si · 티가 난다</w:t>
+        <w:t xml:space="preserve"> — vedere 비인칭 si · 티가 난다</w:t>
       </w:r>
     </w:p>
     <w:p>
@@ -244,7 +244,7 @@
           <w:color w:val="262626"/>
           <w:sz w:val="18"/>
         </w:rPr>
-        <w:t>비인칭 si + 3인칭 단수: si vede '(사람들 눈에) 보인다'. dormire는 avere를 조동사로 쓴다.</w:t>
+        <w:t>Lei 존칭은 3인칭 단수: (Lei) ha dormito. si vede = '보인다, 티 난다' 비인칭 구문.</w:t>
       </w:r>
     </w:p>
     <w:p>
@@ -267,7 +267,7 @@
           <w:color w:val="262626"/>
           <w:sz w:val="18"/>
         </w:rPr>
-        <w:t>si vede: '딱 보면 알아' — 상대 상태를 알아챘을 때 쓰는 구어.</w:t>
+        <w:t>si vede: 얼굴에 드러난 상태를 지적할 때.</w:t>
       </w:r>
     </w:p>
     <w:p>
@@ -290,7 +290,7 @@
           <w:color w:val="262626"/>
           <w:sz w:val="18"/>
         </w:rPr>
-        <w:t>직설법 근과거(Passato prossimo) — 완료된 행위(잠을 적게 잤음); 직설법 현재(Indicativo presente) — 현재 드러나는 사실</w:t>
+        <w:t>직설법 근과거(Passato prossimo) — 완료된 행동; 직설법 현재 — 현재 인상</w:t>
       </w:r>
     </w:p>
     <w:p>
@@ -881,7 +881,7 @@
           <w:color w:val="1A1A1A"/>
           <w:sz w:val="22"/>
         </w:rPr>
-        <w:t xml:space="preserve">   Marco, sembri un soldato prima della battaglia.</w:t>
+        <w:t xml:space="preserve">   Marco, sembra un soldato prima della battaglia.</w:t>
       </w:r>
     </w:p>
     <w:p>
@@ -917,15 +917,15 @@
           <w:color w:val="262626"/>
           <w:sz w:val="18"/>
         </w:rPr>
-        <w:t>sembri</w:t>
-      </w:r>
-      <w:r>
-        <w:rPr>
-          <w:b w:val="0"/>
-          <w:color w:val="262626"/>
-          <w:sz w:val="18"/>
-        </w:rPr>
-        <w:t xml:space="preserve"> — 동사 sembrare 직설법 현재 2인칭 단수</w:t>
+        <w:t>sembra</w:t>
+      </w:r>
+      <w:r>
+        <w:rPr>
+          <w:b w:val="0"/>
+          <w:color w:val="262626"/>
+          <w:sz w:val="18"/>
+        </w:rPr>
+        <w:t xml:space="preserve"> — sembrare 직설법 현재 3인칭 단수 (Lei)</w:t>
       </w:r>
       <w:r>
         <w:rPr>
@@ -996,7 +996,7 @@
           <w:color w:val="262626"/>
           <w:sz w:val="18"/>
         </w:rPr>
-        <w:t>sembrare + 명사: '~처럼 보이다'. prima di + la = prima della.</w:t>
+        <w:t>sembrare + 명사: '~처럼 보이다'. Lei 존칭은 3인칭 단수. prima di + la = prima della.</w:t>
       </w:r>
     </w:p>
     <w:p>
@@ -1458,7 +1458,7 @@
           <w:color w:val="808080"/>
           <w:sz w:val="18"/>
         </w:rPr>
-        <w:t>마키아벨리 서기관, 좀 과장하시는 거 아니에요?</w:t>
+        <w:t>마키아벨리 서기관님, 좀 과장하시는 거 아니에요?</w:t>
       </w:r>
     </w:p>
     <w:p>
@@ -5358,7 +5358,7 @@
           <w:color w:val="1A1A1A"/>
           <w:sz w:val="22"/>
         </w:rPr>
-        <w:t xml:space="preserve">   Posso io fare una copia, per sicurezza?</w:t>
+        <w:t xml:space="preserve">   Posso fare io una copia, per sicurezza?</w:t>
       </w:r>
     </w:p>
     <w:p>
@@ -5394,7 +5394,7 @@
           <w:color w:val="262626"/>
           <w:sz w:val="18"/>
         </w:rPr>
-        <w:t>Posso</w:t>
+        <w:t>posso</w:t>
       </w:r>
       <w:r>
         <w:rPr>
@@ -5450,7 +5450,7 @@
           <w:color w:val="262626"/>
           <w:sz w:val="18"/>
         </w:rPr>
-        <w:t xml:space="preserve"> — 명사(여) · 안전</w:t>
+        <w:t xml:space="preserve"> — 명사(여) · 안전 / 복수 sicurezze</w:t>
       </w:r>
     </w:p>
     <w:p>
@@ -5473,7 +5473,7 @@
           <w:color w:val="262626"/>
           <w:sz w:val="18"/>
         </w:rPr>
-        <w:t>Posso io fare...?: 주어 io를 동사 사이에 넣어 '제가'를 강조(구어적 어순).</w:t>
+        <w:t>potere + 부정사. 강조 주어는 뒤로: Posso fare io = '제가 할까요?'.</w:t>
       </w:r>
     </w:p>
     <w:p>
@@ -5496,7 +5496,7 @@
           <w:color w:val="262626"/>
           <w:sz w:val="18"/>
         </w:rPr>
-        <w:t>per sicurezza: '만약을 위해'.</w:t>
+        <w:t>per sicurezza: '만일을 위해, 혹시 모르니'.</w:t>
       </w:r>
     </w:p>
     <w:p>
@@ -5519,7 +5519,7 @@
           <w:color w:val="262626"/>
           <w:sz w:val="18"/>
         </w:rPr>
-        <w:t>직설법 현재(Indicativo presente) — 허락 요청</w:t>
+        <w:t>직설법 현재(Indicativo presente) — 제안</w:t>
       </w:r>
     </w:p>
     <w:p>
@@ -5559,7 +5559,7 @@
           <w:color w:val="808080"/>
           <w:sz w:val="18"/>
         </w:rPr>
-        <w:t>좋은 생각이야, 소피아. 서명 부분을 조심해.</w:t>
+        <w:t>좋은 생각이야, 소피아. 서명 부분을 잘 살펴봐.</w:t>
       </w:r>
     </w:p>
     <w:p>
@@ -6626,7 +6626,7 @@
           <w:color w:val="1A1A1A"/>
           <w:sz w:val="22"/>
         </w:rPr>
-        <w:t xml:space="preserve">   È verità, semplicemente, che sta per apparire.</w:t>
+        <w:t xml:space="preserve">   È la verità, semplicemente, che sta per emergere.</w:t>
       </w:r>
     </w:p>
     <w:p>
@@ -6639,7 +6639,7 @@
           <w:color w:val="808080"/>
           <w:sz w:val="18"/>
         </w:rPr>
-        <w:t>그냥 진실이죠, 드러나려는 참인.</w:t>
+        <w:t>그냥 진실이죠, 이제 막 드러나려는.</w:t>
       </w:r>
     </w:p>
     <w:p>
@@ -6694,7 +6694,7 @@
           <w:color w:val="262626"/>
           <w:sz w:val="18"/>
         </w:rPr>
-        <w:t xml:space="preserve"> — stare per + 부정사 · 막 ~하려 하다 (3인칭 단수)</w:t>
+        <w:t xml:space="preserve"> — stare per + 부정사 · 막 ~하려 하다</w:t>
       </w:r>
       <w:r>
         <w:rPr>
@@ -6710,15 +6710,15 @@
           <w:color w:val="262626"/>
           <w:sz w:val="18"/>
         </w:rPr>
-        <w:t>apparire</w:t>
-      </w:r>
-      <w:r>
-        <w:rPr>
-          <w:b w:val="0"/>
-          <w:color w:val="262626"/>
-          <w:sz w:val="18"/>
-        </w:rPr>
-        <w:t xml:space="preserve"> — 동사 · 나타나다</w:t>
+        <w:t>emergere</w:t>
+      </w:r>
+      <w:r>
+        <w:rPr>
+          <w:b w:val="0"/>
+          <w:color w:val="262626"/>
+          <w:sz w:val="18"/>
+        </w:rPr>
+        <w:t xml:space="preserve"> — 동사 원형 · 드러나다, 떠오르다</w:t>
       </w:r>
     </w:p>
     <w:p>
@@ -6741,7 +6741,7 @@
           <w:color w:val="262626"/>
           <w:sz w:val="18"/>
         </w:rPr>
-        <w:t>stare per + 부정사: 임박한 미래. che는 관계대명사(주격, verità를 받음).</w:t>
+        <w:t>stare per + 부정사: 임박한 미래. che는 관계대명사(= la verità).</w:t>
       </w:r>
     </w:p>
     <w:p>
@@ -6764,7 +6764,7 @@
           <w:color w:val="262626"/>
           <w:sz w:val="18"/>
         </w:rPr>
-        <w:t>Machiavelli다운 극적이고 철학적인 선언.</w:t>
+        <w:t>la verità sta per emergere: 숨은 사실이 곧 밝혀질 때.</w:t>
       </w:r>
     </w:p>
     <w:p>
@@ -6787,7 +6787,7 @@
           <w:color w:val="262626"/>
           <w:sz w:val="18"/>
         </w:rPr>
-        <w:t>직설법 현재(Indicativo presente) — 정의; stare per + 부정사 — 임박한 미래</w:t>
+        <w:t>직설법 현재(Indicativo presente) — 임박한 일</w:t>
       </w:r>
     </w:p>
     <w:p>
@@ -7730,7 +7730,7 @@
           <w:color w:val="1A1A1A"/>
           <w:sz w:val="22"/>
         </w:rPr>
-        <w:t xml:space="preserve">   Aspetta, le lettere sono ancora un po' confuse.</w:t>
+        <w:t xml:space="preserve">   Aspetti, le lettere sono ancora un po' confuse.</w:t>
       </w:r>
     </w:p>
     <w:p>
@@ -7766,15 +7766,15 @@
           <w:color w:val="262626"/>
           <w:sz w:val="18"/>
         </w:rPr>
-        <w:t>Aspetta</w:t>
-      </w:r>
-      <w:r>
-        <w:rPr>
-          <w:b w:val="0"/>
-          <w:color w:val="262626"/>
-          <w:sz w:val="18"/>
-        </w:rPr>
-        <w:t xml:space="preserve"> — aspettare 명령법 2인칭 단수</w:t>
+        <w:t>aspetti</w:t>
+      </w:r>
+      <w:r>
+        <w:rPr>
+          <w:b w:val="0"/>
+          <w:color w:val="262626"/>
+          <w:sz w:val="18"/>
+        </w:rPr>
+        <w:t xml:space="preserve"> — aspettare 명령법 3인칭 단수 (Lei)</w:t>
       </w:r>
       <w:r>
         <w:rPr>
@@ -7798,7 +7798,7 @@
           <w:color w:val="262626"/>
           <w:sz w:val="18"/>
         </w:rPr>
-        <w:t xml:space="preserve"> — 명사 lettera(글자, 여)의 복수</w:t>
+        <w:t xml:space="preserve"> — 명사(여) 복수 · 글자 / 단수 lettera</w:t>
       </w:r>
       <w:r>
         <w:rPr>
@@ -7822,7 +7822,7 @@
           <w:color w:val="262626"/>
           <w:sz w:val="18"/>
         </w:rPr>
-        <w:t xml:space="preserve"> — 형용사 confuso의 여성 복수 — lettere에 일치</w:t>
+        <w:t xml:space="preserve"> — 형용사 · 흐릿한, 뒤섞인 (여성 복수)</w:t>
       </w:r>
     </w:p>
     <w:p>
@@ -7845,7 +7845,7 @@
           <w:color w:val="262626"/>
           <w:sz w:val="18"/>
         </w:rPr>
-        <w:t>형용사 일치: le lettere sono confuse(여 복수). ancora un po': '아직 좀'.</w:t>
+        <w:t>Lei에게 하는 명령은 접속법 형태: Aspetti! (tu: Aspetta!). 형용사는 lettere에 일치.</w:t>
       </w:r>
     </w:p>
     <w:p>
@@ -7868,7 +7868,7 @@
           <w:color w:val="262626"/>
           <w:sz w:val="18"/>
         </w:rPr>
-        <w:t>Aspetta: '잠깐만'.</w:t>
+        <w:t>Aspetti: 정중하게 '잠깐만요'.</w:t>
       </w:r>
     </w:p>
     <w:p>
@@ -7891,7 +7891,7 @@
           <w:color w:val="262626"/>
           <w:sz w:val="18"/>
         </w:rPr>
-        <w:t>명령법(Imperativo) — 부탁; 직설법 현재(Indicativo presente) — 현재 상태</w:t>
+        <w:t>명령법(Imperativo) — 정중한 요청; 직설법 현재 — 현재 상태</w:t>
       </w:r>
     </w:p>
     <w:p>
@@ -8471,7 +8471,7 @@
           <w:color w:val="808080"/>
           <w:sz w:val="18"/>
         </w:rPr>
-        <w:t>"F"랑 "C"요? 내가 직접 볼게, 소피아.</w:t>
+        <w:t>"F"랑 "C"? 내가 직접 볼게, 소피아.</w:t>
       </w:r>
     </w:p>
     <w:p>
@@ -8646,7 +8646,7 @@
           <w:color w:val="1A1A1A"/>
           <w:sz w:val="22"/>
         </w:rPr>
-        <w:t xml:space="preserve">   Ecco la lente, Marco. Guarda tu stesso.</w:t>
+        <w:t xml:space="preserve">   Ecco la lente, Marco. Guardi lei stesso.</w:t>
       </w:r>
     </w:p>
     <w:p>
@@ -8659,7 +8659,7 @@
           <w:color w:val="808080"/>
           <w:sz w:val="18"/>
         </w:rPr>
-        <w:t>여기 돋보기예요, 마르코. 직접 봐요.</w:t>
+        <w:t>여기 돋보기예요, 마르코. 직접 보세요.</w:t>
       </w:r>
     </w:p>
     <w:p>
@@ -8682,6 +8682,30 @@
           <w:color w:val="262626"/>
           <w:sz w:val="18"/>
         </w:rPr>
+        <w:t>ecco</w:t>
+      </w:r>
+      <w:r>
+        <w:rPr>
+          <w:b w:val="0"/>
+          <w:color w:val="262626"/>
+          <w:sz w:val="18"/>
+        </w:rPr>
+        <w:t xml:space="preserve"> — 부사 · 여기 있다</w:t>
+      </w:r>
+      <w:r>
+        <w:rPr>
+          <w:b w:val="0"/>
+          <w:color w:val="262626"/>
+          <w:sz w:val="18"/>
+        </w:rPr>
+        <w:t xml:space="preserve"> · </w:t>
+      </w:r>
+      <w:r>
+        <w:rPr>
+          <w:b/>
+          <w:color w:val="262626"/>
+          <w:sz w:val="18"/>
+        </w:rPr>
         <w:t>lente</w:t>
       </w:r>
       <w:r>
@@ -8690,7 +8714,7 @@
           <w:color w:val="262626"/>
           <w:sz w:val="18"/>
         </w:rPr>
-        <w:t xml:space="preserve"> — 명사(여) · 돋보기</w:t>
+        <w:t xml:space="preserve"> — 명사(여) · 렌즈, 돋보기 / 복수 lenti</w:t>
       </w:r>
       <w:r>
         <w:rPr>
@@ -8706,15 +8730,15 @@
           <w:color w:val="262626"/>
           <w:sz w:val="18"/>
         </w:rPr>
-        <w:t>Guarda</w:t>
-      </w:r>
-      <w:r>
-        <w:rPr>
-          <w:b w:val="0"/>
-          <w:color w:val="262626"/>
-          <w:sz w:val="18"/>
-        </w:rPr>
-        <w:t xml:space="preserve"> — guardare 명령법 2인칭 단수</w:t>
+        <w:t>guardi</w:t>
+      </w:r>
+      <w:r>
+        <w:rPr>
+          <w:b w:val="0"/>
+          <w:color w:val="262626"/>
+          <w:sz w:val="18"/>
+        </w:rPr>
+        <w:t xml:space="preserve"> — guardare 명령법 3인칭 단수 (Lei)</w:t>
       </w:r>
       <w:r>
         <w:rPr>
@@ -8738,7 +8762,7 @@
           <w:color w:val="262626"/>
           <w:sz w:val="18"/>
         </w:rPr>
-        <w:t xml:space="preserve"> — 형용사 · 스스로 (남성 단수, Marco에 일치)</w:t>
+        <w:t xml:space="preserve"> — 형용사 · 직접, 스스로 (남성 단수)</w:t>
       </w:r>
     </w:p>
     <w:p>
@@ -8761,7 +8785,7 @@
           <w:color w:val="262626"/>
           <w:sz w:val="18"/>
         </w:rPr>
-        <w:t>tu stesso: '너 자신이'. 여성이면 tu stessa.</w:t>
+        <w:t>Lei 명령: Guardi! lei stesso = '당신이 직접'. stesso는 주어 성·수에 일치.</w:t>
       </w:r>
     </w:p>
     <w:p>
@@ -8784,7 +8808,7 @@
           <w:color w:val="262626"/>
           <w:sz w:val="18"/>
         </w:rPr>
-        <w:t>Ecco...: 물건을 건넬 때 '여기요'.</w:t>
+        <w:t>Guardi lei stesso: '직접 보세요' 판단을 상대에게 넘기는 말.</w:t>
       </w:r>
     </w:p>
     <w:p>
@@ -8807,7 +8831,7 @@
           <w:color w:val="262626"/>
           <w:sz w:val="18"/>
         </w:rPr>
-        <w:t>명령법(Imperativo) — 권유</w:t>
+        <w:t>명령법(Imperativo) — 정중한 요청</w:t>
       </w:r>
     </w:p>
     <w:p>
@@ -10128,7 +10152,7 @@
           <w:color w:val="808080"/>
           <w:sz w:val="18"/>
         </w:rPr>
-        <w:t>당신이 그 사무소를 알아요, 마르코?</w:t>
+        <w:t>그 사무소를 알고 있었어요, 마르코?</w:t>
       </w:r>
     </w:p>
     <w:p>
@@ -10467,7 +10491,7 @@
           <w:color w:val="1A1A1A"/>
           <w:sz w:val="22"/>
         </w:rPr>
-        <w:t xml:space="preserve">   Console... voglio dire, Marco, la voce ti trema.</w:t>
+        <w:t xml:space="preserve">   Console... voglio dire, Marco, la voce le trema.</w:t>
       </w:r>
     </w:p>
     <w:p>
@@ -10511,7 +10535,7 @@
           <w:color w:val="262626"/>
           <w:sz w:val="18"/>
         </w:rPr>
-        <w:t xml:space="preserve"> — volere 1인칭 단수 + dire · 그러니까 내 말은</w:t>
+        <w:t xml:space="preserve"> — volere dire · 그러니까, 내 말은</w:t>
       </w:r>
       <w:r>
         <w:rPr>
@@ -10535,7 +10559,7 @@
           <w:color w:val="262626"/>
           <w:sz w:val="18"/>
         </w:rPr>
-        <w:t xml:space="preserve"> — 명사(여) · 목소리</w:t>
+        <w:t xml:space="preserve"> — 명사(여) · 목소리 / 복수 voci</w:t>
       </w:r>
       <w:r>
         <w:rPr>
@@ -10561,6 +10585,30 @@
         </w:rPr>
         <w:t xml:space="preserve"> — tremare 직설법 현재 3인칭 단수</w:t>
       </w:r>
+      <w:r>
+        <w:rPr>
+          <w:b w:val="0"/>
+          <w:color w:val="262626"/>
+          <w:sz w:val="18"/>
+        </w:rPr>
+        <w:t xml:space="preserve"> · </w:t>
+      </w:r>
+      <w:r>
+        <w:rPr>
+          <w:b/>
+          <w:color w:val="262626"/>
+          <w:sz w:val="18"/>
+        </w:rPr>
+        <w:t>le</w:t>
+      </w:r>
+      <w:r>
+        <w:rPr>
+          <w:b w:val="0"/>
+          <w:color w:val="262626"/>
+          <w:sz w:val="18"/>
+        </w:rPr>
+        <w:t xml:space="preserve"> — 간접목적 대명사 3인칭 단수 (존칭 Lei)</w:t>
+      </w:r>
     </w:p>
     <w:p>
       <w:pPr>
@@ -10582,7 +10630,7 @@
           <w:color w:val="262626"/>
           <w:sz w:val="18"/>
         </w:rPr>
-        <w:t>ti trema la voce: 신체·소유를 간접목적 ti + 정관사로 표현.</w:t>
+        <w:t>신체 부위는 소유형용사 대신 간접목적 대명사 + 정관사: la voce le trema '당신 목소리가 떨린다'.</w:t>
       </w:r>
     </w:p>
     <w:p>
@@ -10605,7 +10653,7 @@
           <w:color w:val="262626"/>
           <w:sz w:val="18"/>
         </w:rPr>
-        <w:t>voglio dire: 말을 정정할 때. Cesare가 습관처럼 'Console'이라 부르다 고친다.</w:t>
+        <w:t>voglio dire: 말을 고칠 때 '아니, 그러니까'.</w:t>
       </w:r>
     </w:p>
     <w:p>
@@ -10628,7 +10676,7 @@
           <w:color w:val="262626"/>
           <w:sz w:val="18"/>
         </w:rPr>
-        <w:t>직설법 현재(Indicativo presente) — 지금의 상태</w:t>
+        <w:t>직설법 현재(Indicativo presente) — 지금 일어나는 상태</w:t>
       </w:r>
     </w:p>
     <w:p>
@@ -12275,7 +12323,7 @@
           <w:color w:val="1A1A1A"/>
           <w:sz w:val="22"/>
         </w:rPr>
-        <w:t xml:space="preserve">   Forse hai ragione, Segretario. Scusa, Marco.</w:t>
+        <w:t xml:space="preserve">   Forse ha ragione, Segretario. Mi scusi, Marco.</w:t>
       </w:r>
     </w:p>
     <w:p>
@@ -12311,15 +12359,15 @@
           <w:color w:val="262626"/>
           <w:sz w:val="18"/>
         </w:rPr>
-        <w:t>hai ragione</w:t>
-      </w:r>
-      <w:r>
-        <w:rPr>
-          <w:b w:val="0"/>
-          <w:color w:val="262626"/>
-          <w:sz w:val="18"/>
-        </w:rPr>
-        <w:t xml:space="preserve"> — avere ragione 2인칭 단수</w:t>
+        <w:t>ha ragione</w:t>
+      </w:r>
+      <w:r>
+        <w:rPr>
+          <w:b w:val="0"/>
+          <w:color w:val="262626"/>
+          <w:sz w:val="18"/>
+        </w:rPr>
+        <w:t xml:space="preserve"> — avere ragione 직설법 현재 3인칭 단수 (Lei)</w:t>
       </w:r>
       <w:r>
         <w:rPr>
@@ -12335,15 +12383,39 @@
           <w:color w:val="262626"/>
           <w:sz w:val="18"/>
         </w:rPr>
-        <w:t>Scusa</w:t>
-      </w:r>
-      <w:r>
-        <w:rPr>
-          <w:b w:val="0"/>
-          <w:color w:val="262626"/>
-          <w:sz w:val="18"/>
-        </w:rPr>
-        <w:t xml:space="preserve"> — scusare 명령법 2인칭 단수</w:t>
+        <w:t>forse</w:t>
+      </w:r>
+      <w:r>
+        <w:rPr>
+          <w:b w:val="0"/>
+          <w:color w:val="262626"/>
+          <w:sz w:val="18"/>
+        </w:rPr>
+        <w:t xml:space="preserve"> — 부사 · 아마</w:t>
+      </w:r>
+      <w:r>
+        <w:rPr>
+          <w:b w:val="0"/>
+          <w:color w:val="262626"/>
+          <w:sz w:val="18"/>
+        </w:rPr>
+        <w:t xml:space="preserve"> · </w:t>
+      </w:r>
+      <w:r>
+        <w:rPr>
+          <w:b/>
+          <w:color w:val="262626"/>
+          <w:sz w:val="18"/>
+        </w:rPr>
+        <w:t>scusi</w:t>
+      </w:r>
+      <w:r>
+        <w:rPr>
+          <w:b w:val="0"/>
+          <w:color w:val="262626"/>
+          <w:sz w:val="18"/>
+        </w:rPr>
+        <w:t xml:space="preserve"> — scusare 명령법 3인칭 단수 (Lei)</w:t>
       </w:r>
     </w:p>
     <w:p>
@@ -12366,7 +12438,7 @@
           <w:color w:val="262626"/>
           <w:sz w:val="18"/>
         </w:rPr>
-        <w:t>Scusa(tu) vs Scusi(Lei): Cesare는 Marco에게 tu를 쓴다.</w:t>
+        <w:t>avere ragione '옳다'. Lei에게 사과: Mi scusi (tu: Scusa / Scusami).</w:t>
       </w:r>
     </w:p>
     <w:p>
@@ -12389,7 +12461,7 @@
           <w:color w:val="262626"/>
           <w:sz w:val="18"/>
         </w:rPr>
-        <w:t>잘못을 인정하는 짧은 사과.</w:t>
+        <w:t>Mi scusi: 정중한 사과. 자존심 센 Cesare가 물러서는 순간.</w:t>
       </w:r>
     </w:p>
     <w:p>
@@ -12412,7 +12484,7 @@
           <w:color w:val="262626"/>
           <w:sz w:val="18"/>
         </w:rPr>
-        <w:t>직설법 현재(Indicativo presente) — 판단; 명령법(Imperativo) — 사과</w:t>
+        <w:t>직설법 현재(Indicativo presente) — 판단; 명령법 — 사과</w:t>
       </w:r>
     </w:p>
     <w:p>
@@ -14752,7 +14824,7 @@
           <w:color w:val="1A1A1A"/>
           <w:sz w:val="22"/>
         </w:rPr>
-        <w:t xml:space="preserve">   Marco, ora che Karim è uscito... stai bene davvero?</w:t>
+        <w:t xml:space="preserve">   Marco, ora che Karim è uscito... sta bene davvero?</w:t>
       </w:r>
     </w:p>
     <w:p>
@@ -14812,15 +14884,15 @@
           <w:color w:val="262626"/>
           <w:sz w:val="18"/>
         </w:rPr>
-        <w:t>stai</w:t>
-      </w:r>
-      <w:r>
-        <w:rPr>
-          <w:b w:val="0"/>
-          <w:color w:val="262626"/>
-          <w:sz w:val="18"/>
-        </w:rPr>
-        <w:t xml:space="preserve"> — stare 직설법 현재 2인칭 단수</w:t>
+        <w:t>sta</w:t>
+      </w:r>
+      <w:r>
+        <w:rPr>
+          <w:b w:val="0"/>
+          <w:color w:val="262626"/>
+          <w:sz w:val="18"/>
+        </w:rPr>
+        <w:t xml:space="preserve"> — stare 직설법 현재 3인칭 단수 (Lei)</w:t>
       </w:r>
       <w:r>
         <w:rPr>
@@ -14867,7 +14939,7 @@
           <w:color w:val="262626"/>
           <w:sz w:val="18"/>
         </w:rPr>
-        <w:t>ora che + 직설법: '이제 ~했으니'. uscire는 essere 조동사, 과거분사 uscito는 Karim에 일치. 여기서 Sofia는 Marco에게 tu를 쓴다.</w:t>
+        <w:t>ora che + 직설법: '이제 ~했으니'. uscire는 essere 조동사, uscito는 Karim에 일치. Lei 존칭이라 sta.</w:t>
       </w:r>
     </w:p>
     <w:p>
@@ -14890,7 +14962,7 @@
           <w:color w:val="262626"/>
           <w:sz w:val="18"/>
         </w:rPr>
-        <w:t>stai bene davvero?: 겉말 말고 진짜 괜찮은지 묻는다.</w:t>
+        <w:t>sta bene davvero?: 겉말 말고 진짜 괜찮은지 묻는다.</w:t>
       </w:r>
     </w:p>
     <w:p>
@@ -16313,7 +16385,7 @@
           <w:color w:val="808080"/>
           <w:sz w:val="18"/>
         </w:rPr>
-        <w:t>몇 년 전, 저는 퇴거 소송에서 이겼어요, 소피아.</w:t>
+        <w:t>몇 년 전에, 퇴거 소송에서 이긴 적이 있어, 소피아.</w:t>
       </w:r>
     </w:p>
     <w:p>
@@ -17216,7 +17288,7 @@
           <w:color w:val="1A1A1A"/>
           <w:sz w:val="22"/>
         </w:rPr>
-        <w:t xml:space="preserve">   Allora lo scopriremo, Marco. Insieme, se vuoi.</w:t>
+        <w:t xml:space="preserve">   Allora lo scopriremo, Marco. Insieme, se vuole.</w:t>
       </w:r>
     </w:p>
     <w:p>
@@ -17260,7 +17332,7 @@
           <w:color w:val="262626"/>
           <w:sz w:val="18"/>
         </w:rPr>
-        <w:t xml:space="preserve"> — scoprire(발견하다) 직설법 단순미래 1인칭 복수</w:t>
+        <w:t xml:space="preserve"> — scoprire 직설법 미래 1인칭 복수</w:t>
       </w:r>
       <w:r>
         <w:rPr>
@@ -17276,15 +17348,39 @@
           <w:color w:val="262626"/>
           <w:sz w:val="18"/>
         </w:rPr>
-        <w:t>vuoi</w:t>
-      </w:r>
-      <w:r>
-        <w:rPr>
-          <w:b w:val="0"/>
-          <w:color w:val="262626"/>
-          <w:sz w:val="18"/>
-        </w:rPr>
-        <w:t xml:space="preserve"> — volere 2인칭 단수</w:t>
+        <w:t>insieme</w:t>
+      </w:r>
+      <w:r>
+        <w:rPr>
+          <w:b w:val="0"/>
+          <w:color w:val="262626"/>
+          <w:sz w:val="18"/>
+        </w:rPr>
+        <w:t xml:space="preserve"> — 부사 · 함께</w:t>
+      </w:r>
+      <w:r>
+        <w:rPr>
+          <w:b w:val="0"/>
+          <w:color w:val="262626"/>
+          <w:sz w:val="18"/>
+        </w:rPr>
+        <w:t xml:space="preserve"> · </w:t>
+      </w:r>
+      <w:r>
+        <w:rPr>
+          <w:b/>
+          <w:color w:val="262626"/>
+          <w:sz w:val="18"/>
+        </w:rPr>
+        <w:t>vuole</w:t>
+      </w:r>
+      <w:r>
+        <w:rPr>
+          <w:b w:val="0"/>
+          <w:color w:val="262626"/>
+          <w:sz w:val="18"/>
+        </w:rPr>
+        <w:t xml:space="preserve"> — volere 직설법 현재 3인칭 단수 (Lei)</w:t>
       </w:r>
     </w:p>
     <w:p>
@@ -17307,7 +17403,7 @@
           <w:color w:val="262626"/>
           <w:sz w:val="18"/>
         </w:rPr>
-        <w:t>lo scopriremo: lo는 앞의 가능성 전체.</w:t>
+        <w:t>lo = 그 사실(중성적 직접목적 대명사). se vuole: Lei 존칭 조건.</w:t>
       </w:r>
     </w:p>
     <w:p>
@@ -17330,7 +17426,7 @@
           <w:color w:val="262626"/>
           <w:sz w:val="18"/>
         </w:rPr>
-        <w:t>Insieme, se vuoi: 동료애를 보이는 Cesare.</w:t>
+        <w:t>Insieme, se vuole: 강요하지 않는 연대의 제안.</w:t>
       </w:r>
     </w:p>
     <w:p>
@@ -17353,7 +17449,7 @@
           <w:color w:val="262626"/>
           <w:sz w:val="18"/>
         </w:rPr>
-        <w:t>직설법 단순미래(Futuro semplice) — 미래 약속; 직설법 현재(Indicativo presente) — 조건</w:t>
+        <w:t>직설법 단순미래(Futuro semplice) — 앞으로의 일</w:t>
       </w:r>
     </w:p>
     <w:p>
@@ -17568,7 +17664,7 @@
           <w:color w:val="1A1A1A"/>
           <w:sz w:val="22"/>
         </w:rPr>
-        <w:t xml:space="preserve">   Marco, tremi ancora. Ti porto un bicchiere d'acqua?</w:t>
+        <w:t xml:space="preserve">   Marco, trema ancora. Le porto un bicchiere d'acqua?</w:t>
       </w:r>
     </w:p>
     <w:p>
@@ -17604,15 +17700,15 @@
           <w:color w:val="262626"/>
           <w:sz w:val="18"/>
         </w:rPr>
-        <w:t>tremi</w:t>
-      </w:r>
-      <w:r>
-        <w:rPr>
-          <w:b w:val="0"/>
-          <w:color w:val="262626"/>
-          <w:sz w:val="18"/>
-        </w:rPr>
-        <w:t xml:space="preserve"> — tremare 직설법 현재 2인칭 단수</w:t>
+        <w:t>trema</w:t>
+      </w:r>
+      <w:r>
+        <w:rPr>
+          <w:b w:val="0"/>
+          <w:color w:val="262626"/>
+          <w:sz w:val="18"/>
+        </w:rPr>
+        <w:t xml:space="preserve"> — tremare 직설법 현재 3인칭 단수 (Lei)</w:t>
       </w:r>
       <w:r>
         <w:rPr>
@@ -17636,7 +17732,7 @@
           <w:color w:val="262626"/>
           <w:sz w:val="18"/>
         </w:rPr>
-        <w:t xml:space="preserve"> — portare 1인칭 단수</w:t>
+        <w:t xml:space="preserve"> — portare 직설법 현재 1인칭 단수</w:t>
       </w:r>
       <w:r>
         <w:rPr>
@@ -17652,6 +17748,30 @@
           <w:color w:val="262626"/>
           <w:sz w:val="18"/>
         </w:rPr>
+        <w:t>le</w:t>
+      </w:r>
+      <w:r>
+        <w:rPr>
+          <w:b w:val="0"/>
+          <w:color w:val="262626"/>
+          <w:sz w:val="18"/>
+        </w:rPr>
+        <w:t xml:space="preserve"> — 간접목적 대명사 3인칭 단수 (존칭 Lei)</w:t>
+      </w:r>
+      <w:r>
+        <w:rPr>
+          <w:b w:val="0"/>
+          <w:color w:val="262626"/>
+          <w:sz w:val="18"/>
+        </w:rPr>
+        <w:t xml:space="preserve"> · </w:t>
+      </w:r>
+      <w:r>
+        <w:rPr>
+          <w:b/>
+          <w:color w:val="262626"/>
+          <w:sz w:val="18"/>
+        </w:rPr>
         <w:t>bicchiere</w:t>
       </w:r>
       <w:r>
@@ -17660,7 +17780,7 @@
           <w:color w:val="262626"/>
           <w:sz w:val="18"/>
         </w:rPr>
-        <w:t xml:space="preserve"> — 명사(남) · 컵, 잔 / 복수 bicchieri</w:t>
+        <w:t xml:space="preserve"> — 명사(남) · 컵 / 복수 bicchieri</w:t>
       </w:r>
     </w:p>
     <w:p>
@@ -17683,7 +17803,7 @@
           <w:color w:val="262626"/>
           <w:sz w:val="18"/>
         </w:rPr>
-        <w:t>un bicchiere d'acqua: di + acqua → d'acqua. Ti porto: 간접목적 ti.</w:t>
+        <w:t>Le porto...? '갖다드릴까요?' 현재형으로 제안. 간접목적 Le = a Lei.</w:t>
       </w:r>
     </w:p>
     <w:p>
@@ -17706,7 +17826,7 @@
           <w:color w:val="262626"/>
           <w:sz w:val="18"/>
         </w:rPr>
-        <w:t>현재형 질문으로 '갖다줄까?' 제안.</w:t>
+        <w:t>un bicchiere d'acqua: 놀란 사람에게 건네는 물 한 잔.</w:t>
       </w:r>
     </w:p>
     <w:p>
@@ -17729,7 +17849,7 @@
           <w:color w:val="262626"/>
           <w:sz w:val="18"/>
         </w:rPr>
-        <w:t>직설법 현재(Indicativo presente) — 현재 상태와 제안</w:t>
+        <w:t>직설법 현재(Indicativo presente) — 현재 상태, 즉석 제안</w:t>
       </w:r>
     </w:p>
     <w:p>
@@ -21162,7 +21282,7 @@
           <w:color w:val="808080"/>
           <w:sz w:val="18"/>
         </w:rPr>
-        <w:t>그리고 좋은 청중도요, 내 생각엔.</w:t>
+        <w:t>그리고 좋은 청중도 필요하지, 내 생각엔.</w:t>
       </w:r>
     </w:p>
     <w:p>
@@ -22017,7 +22137,7 @@
           <w:color w:val="1A1A1A"/>
           <w:sz w:val="22"/>
         </w:rPr>
-        <w:t xml:space="preserve">   Un passo alla volta, Marco. Come sempre i grandi inizi.</w:t>
+        <w:t xml:space="preserve">   Un passo alla volta, Marco. Così iniziano sempre le grandi cose.</w:t>
       </w:r>
     </w:p>
     <w:p>
@@ -22030,7 +22150,7 @@
           <w:color w:val="808080"/>
           <w:sz w:val="18"/>
         </w:rPr>
-        <w:t>한 걸음씩이지, 마르코. 위대한 시작은 늘 그렇듯이.</w:t>
+        <w:t>한 걸음씩이지, 마르코. 위대한 일은 늘 그렇게 시작되지.</w:t>
       </w:r>
     </w:p>
     <w:p>
@@ -22061,7 +22181,7 @@
           <w:color w:val="262626"/>
           <w:sz w:val="18"/>
         </w:rPr>
-        <w:t xml:space="preserve"> — 명사(남) · 걸음</w:t>
+        <w:t xml:space="preserve"> — 명사(남) · 걸음 / 복수 passi</w:t>
       </w:r>
       <w:r>
         <w:rPr>
@@ -22077,15 +22197,15 @@
           <w:color w:val="262626"/>
           <w:sz w:val="18"/>
         </w:rPr>
-        <w:t>grandi</w:t>
-      </w:r>
-      <w:r>
-        <w:rPr>
-          <w:b w:val="0"/>
-          <w:color w:val="262626"/>
-          <w:sz w:val="18"/>
-        </w:rPr>
-        <w:t xml:space="preserve"> — 형용사 grande의 복수</w:t>
+        <w:t>alla volta</w:t>
+      </w:r>
+      <w:r>
+        <w:rPr>
+          <w:b w:val="0"/>
+          <w:color w:val="262626"/>
+          <w:sz w:val="18"/>
+        </w:rPr>
+        <w:t xml:space="preserve"> — 부사구 · 한 번에</w:t>
       </w:r>
       <w:r>
         <w:rPr>
@@ -22101,15 +22221,39 @@
           <w:color w:val="262626"/>
           <w:sz w:val="18"/>
         </w:rPr>
-        <w:t>inizi</w:t>
-      </w:r>
-      <w:r>
-        <w:rPr>
-          <w:b w:val="0"/>
-          <w:color w:val="262626"/>
-          <w:sz w:val="18"/>
-        </w:rPr>
-        <w:t xml:space="preserve"> — 명사 inizio(시작, 남)의 복수</w:t>
+        <w:t>iniziano</w:t>
+      </w:r>
+      <w:r>
+        <w:rPr>
+          <w:b w:val="0"/>
+          <w:color w:val="262626"/>
+          <w:sz w:val="18"/>
+        </w:rPr>
+        <w:t xml:space="preserve"> — iniziare 직설법 현재 3인칭 복수</w:t>
+      </w:r>
+      <w:r>
+        <w:rPr>
+          <w:b w:val="0"/>
+          <w:color w:val="262626"/>
+          <w:sz w:val="18"/>
+        </w:rPr>
+        <w:t xml:space="preserve"> · </w:t>
+      </w:r>
+      <w:r>
+        <w:rPr>
+          <w:b/>
+          <w:color w:val="262626"/>
+          <w:sz w:val="18"/>
+        </w:rPr>
+        <w:t>cose</w:t>
+      </w:r>
+      <w:r>
+        <w:rPr>
+          <w:b w:val="0"/>
+          <w:color w:val="262626"/>
+          <w:sz w:val="18"/>
+        </w:rPr>
+        <w:t xml:space="preserve"> — 명사(여) 복수 · 일, 것 / 단수 cosa</w:t>
       </w:r>
     </w:p>
     <w:p>
@@ -22132,7 +22276,7 @@
           <w:color w:val="262626"/>
           <w:sz w:val="18"/>
         </w:rPr>
-        <w:t>come + 명사: '~처럼'. grandi는 명사 앞에서 '위대한'.</w:t>
+        <w:t>un passo alla volta '한 번에 한 걸음'. 주어 le grandi cose가 동사 뒤에 온 도치.</w:t>
       </w:r>
     </w:p>
     <w:p>
@@ -22155,7 +22299,7 @@
           <w:color w:val="262626"/>
           <w:sz w:val="18"/>
         </w:rPr>
-        <w:t>Cesare가 Marco의 말을 받아 로마식 격언으로 마무리.</w:t>
+        <w:t>Così iniziano le grandi cose: 큰일도 작은 시작에서 출발한다는 격언풍 마무리.</w:t>
       </w:r>
     </w:p>
     <w:p>
@@ -22178,7 +22322,7 @@
           <w:color w:val="262626"/>
           <w:sz w:val="18"/>
         </w:rPr>
-        <w:t>동사 없음(명사문·격언)</w:t>
+        <w:t>직설법 현재(Indicativo presente) — 일반적 진리</w:t>
       </w:r>
     </w:p>
     <w:sectPr>
